--- a/Technical_KT_Session_Content/00_Deliverables/SHRSS_Technical_KT_Main_Agenda.docx
+++ b/Technical_KT_Session_Content/00_Deliverables/SHRSS_Technical_KT_Main_Agenda.docx
@@ -3110,7 +3110,7 @@
           <w:kern w:val="0"/>
           <w14:ligatures w14:val="none"/>
         </w:rPr>
-        <w:t>Pipelines deep dive (build, quality, security, deployment)</w:t>
+        <w:t>Pipelines deep dive</w:t>
       </w:r>
     </w:p>
     <w:p>
@@ -3160,7 +3160,25 @@
           <w:kern w:val="0"/>
           <w14:ligatures w14:val="none"/>
         </w:rPr>
-        <w:t>Troubleshooting failed pipelines and deployments</w:t>
+        <w:t>Troubleshooting failed pipeline</w:t>
+      </w:r>
+      <w:r>
+        <w:rPr>
+          <w:rFonts w:eastAsia="Times New Roman" w:cs="Open Sans"/>
+          <w:color w:val="333333"/>
+          <w:kern w:val="0"/>
+          <w14:ligatures w14:val="none"/>
+        </w:rPr>
+        <w:t>s/</w:t>
+      </w:r>
+      <w:r>
+        <w:rPr>
+          <w:rFonts w:eastAsia="Times New Roman" w:cs="Open Sans"/>
+          <w:color w:val="333333"/>
+          <w:kern w:val="0"/>
+          <w14:ligatures w14:val="none"/>
+        </w:rPr>
+        <w:t>deployments</w:t>
       </w:r>
     </w:p>
     <w:p>
@@ -3358,6 +3376,7 @@
           <w:kern w:val="0"/>
           <w14:ligatures w14:val="none"/>
         </w:rPr>
+        <w:lastRenderedPageBreak/>
         <w:t>UI tests</w:t>
       </w:r>
       <w:r>
@@ -3418,7 +3437,6 @@
           <w:kern w:val="0"/>
           <w14:ligatures w14:val="none"/>
         </w:rPr>
-        <w:lastRenderedPageBreak/>
         <w:t>Where tests run in the pipeline and how to run locally</w:t>
       </w:r>
     </w:p>
